--- a/02_Contracts_and_Legal/إيصالات_سداد_الإيجار_الشهرية/إيصال_استلام_إيجار_شهر_أغسطس_2026_نصر_دسوقي.docx
+++ b/02_Contracts_and_Legal/إيصالات_سداد_الإيجار_الشهرية/إيصال_استلام_إيجار_شهر_أغسطس_2026_نصر_دسوقي.docx
@@ -4,7 +4,7 @@
   <w:body>
     <w:p>
       <w:pPr>
-        <w:spacing w:after="100" w:before="100" w:line="360"/>
+        <w:spacing w:after="40" w:before="40" w:line="300"/>
         <w:jc w:val="center"/>
       </w:pPr>
       <w:r>
@@ -13,8 +13,8 @@
           <w:b/>
           <w:bCs/>
           <w:color w:val="78350F"/>
-          <w:sz w:val="28"/>
-          <w:szCs w:val="28"/>
+          <w:sz w:val="24"/>
+          <w:szCs w:val="24"/>
           <w:rtl/>
         </w:rPr>
         <w:t xml:space="preserve">بسم الله الرحمن الرحيم</w:t>
@@ -22,7 +22,7 @@
     </w:p>
     <w:p>
       <w:pPr>
-        <w:spacing w:after="100" w:before="100" w:line="360"/>
+        <w:spacing w:after="40" w:before="40" w:line="300"/>
         <w:jc w:val="center"/>
       </w:pPr>
       <w:r>
@@ -31,8 +31,8 @@
           <w:b/>
           <w:bCs/>
           <w:color w:val="1F4E78"/>
-          <w:sz w:val="38"/>
-          <w:szCs w:val="38"/>
+          <w:sz w:val="34"/>
+          <w:szCs w:val="34"/>
           <w:rtl/>
         </w:rPr>
         <w:t xml:space="preserve">إيــصــال اســتــلام نــقــديــة — إيـجــار شـهــري</w:t>
@@ -40,7 +40,7 @@
     </w:p>
     <w:p>
       <w:pPr>
-        <w:spacing w:after="200" w:before="100" w:line="360"/>
+        <w:spacing w:after="120" w:before="40" w:line="300"/>
         <w:jc w:val="center"/>
       </w:pPr>
       <w:r>
@@ -49,8 +49,8 @@
           <w:b/>
           <w:bCs/>
           <w:color w:val="D97706"/>
-          <w:sz w:val="26"/>
-          <w:szCs w:val="26"/>
+          <w:sz w:val="24"/>
+          <w:szCs w:val="24"/>
           <w:rtl/>
         </w:rPr>
         <w:t xml:space="preserve">رقم الإيصال: [ REC-RENT-2026-08 ]   |   التاريخ: 01 / 08 / 2026م</w:t>
@@ -58,97 +58,7 @@
     </w:p>
     <w:p>
       <w:pPr>
-        <w:spacing w:after="100" w:before="150" w:line="360"/>
-        <w:jc w:val="right"/>
-      </w:pPr>
-      <w:r>
-        <w:rPr>
-          <w:rFonts w:ascii="Traditional Arabic" w:cs="Traditional Arabic" w:eastAsia="Traditional Arabic" w:hAnsi="Traditional Arabic"/>
-          <w:b/>
-          <w:bCs/>
-          <w:color w:val="1F4E78"/>
-          <w:sz w:val="32"/>
-          <w:szCs w:val="32"/>
-          <w:rtl/>
-        </w:rPr>
-        <w:t xml:space="preserve">المبلغ المستلم: [ 220,000 جـ ] (مائتان وعشرون ألف جنيه مصري لا غير)</w:t>
-      </w:r>
-    </w:p>
-    <w:p>
-      <w:pPr>
-        <w:spacing w:after="100" w:before="100" w:line="360"/>
-        <w:jc w:val="right"/>
-      </w:pPr>
-      <w:r>
-        <w:rPr>
-          <w:rFonts w:ascii="Traditional Arabic" w:cs="Traditional Arabic" w:eastAsia="Traditional Arabic" w:hAnsi="Traditional Arabic"/>
-          <w:b/>
-          <w:bCs/>
-          <w:color w:val="000000"/>
-          <w:sz w:val="28"/>
-          <w:szCs w:val="28"/>
-          <w:rtl/>
-        </w:rPr>
-        <w:t xml:space="preserve">أقر أنا المؤجر: السيد / نصر دسوقي عبد الحميد عبد الصمد</w:t>
-      </w:r>
-    </w:p>
-    <w:p>
-      <w:pPr>
-        <w:spacing w:after="100" w:before="100" w:line="360"/>
-        <w:jc w:val="right"/>
-      </w:pPr>
-      <w:r>
-        <w:rPr>
-          <w:rFonts w:ascii="Traditional Arabic" w:cs="Traditional Arabic" w:eastAsia="Traditional Arabic" w:hAnsi="Traditional Arabic"/>
-          <w:b w:val="false"/>
-          <w:bCs w:val="false"/>
-          <w:color w:val="000000"/>
-          <w:sz w:val="26"/>
-          <w:szCs w:val="26"/>
-          <w:rtl/>
-        </w:rPr>
-        <w:t xml:space="preserve">المقيم في: شارع جمال عبد الناصر، نزلة السمان، الهرم، الجيزة   |   رقم قومي: ( 29802012101278 )</w:t>
-      </w:r>
-    </w:p>
-    <w:p>
-      <w:pPr>
-        <w:spacing w:after="100" w:before="150" w:line="360"/>
-        <w:jc w:val="right"/>
-      </w:pPr>
-      <w:r>
-        <w:rPr>
-          <w:rFonts w:ascii="Traditional Arabic" w:cs="Traditional Arabic" w:eastAsia="Traditional Arabic" w:hAnsi="Traditional Arabic"/>
-          <w:b/>
-          <w:bCs/>
-          <w:color w:val="000000"/>
-          <w:sz w:val="28"/>
-          <w:szCs w:val="28"/>
-          <w:rtl/>
-        </w:rPr>
-        <w:t xml:space="preserve">بانني استلمت نقداً وحررت إيصالاً من السادة: شركة المطعم الأرجنتيني 2 لإدارة الفنادق والمطاعم</w:t>
-      </w:r>
-    </w:p>
-    <w:p>
-      <w:pPr>
-        <w:spacing w:after="100" w:before="100" w:line="360"/>
-        <w:jc w:val="right"/>
-      </w:pPr>
-      <w:r>
-        <w:rPr>
-          <w:rFonts w:ascii="Traditional Arabic" w:cs="Traditional Arabic" w:eastAsia="Traditional Arabic" w:hAnsi="Traditional Arabic"/>
-          <w:b w:val="false"/>
-          <w:bCs w:val="false"/>
-          <w:color w:val="000000"/>
-          <w:sz w:val="26"/>
-          <w:szCs w:val="26"/>
-          <w:rtl/>
-        </w:rPr>
-        <w:t xml:space="preserve">ويمثلها السيد / السيد / محمد ممدوح عبد الحميد مرسي (رقم قومي: 26407212101657)</w:t>
-      </w:r>
-    </w:p>
-    <w:p>
-      <w:pPr>
-        <w:spacing w:after="100" w:before="150" w:line="360"/>
+        <w:spacing w:after="40" w:before="80" w:line="300"/>
         <w:jc w:val="right"/>
       </w:pPr>
       <w:r>
@@ -161,12 +71,30 @@
           <w:szCs w:val="28"/>
           <w:rtl/>
         </w:rPr>
-        <w:t xml:space="preserve">مبلغاً وقدره: مائتان وعشرون ألف جنيه مصري لا غير فقط لا غير.</w:t>
-      </w:r>
-    </w:p>
-    <w:p>
-      <w:pPr>
-        <w:spacing w:after="100" w:before="100" w:line="360"/>
+        <w:t xml:space="preserve">المبلغ المستلم: [ 220,000 جـ ] (مائتان وعشرون ألف جنيه مصري لا غير)</w:t>
+      </w:r>
+    </w:p>
+    <w:p>
+      <w:pPr>
+        <w:spacing w:after="40" w:before="40" w:line="300"/>
+        <w:jc w:val="right"/>
+      </w:pPr>
+      <w:r>
+        <w:rPr>
+          <w:rFonts w:ascii="Traditional Arabic" w:cs="Traditional Arabic" w:eastAsia="Traditional Arabic" w:hAnsi="Traditional Arabic"/>
+          <w:b/>
+          <w:bCs/>
+          <w:color w:val="000000"/>
+          <w:sz w:val="26"/>
+          <w:szCs w:val="26"/>
+          <w:rtl/>
+        </w:rPr>
+        <w:t xml:space="preserve">أقر أنا المؤجر: السيد / نصر دسوقي عبد الحميد عبد الصمد</w:t>
+      </w:r>
+    </w:p>
+    <w:p>
+      <w:pPr>
+        <w:spacing w:after="40" w:before="40" w:line="300"/>
         <w:jc w:val="right"/>
       </w:pPr>
       <w:r>
@@ -175,71 +103,70 @@
           <w:b w:val="false"/>
           <w:bCs w:val="false"/>
           <w:color w:val="000000"/>
+          <w:sz w:val="24"/>
+          <w:szCs w:val="24"/>
+          <w:rtl/>
+        </w:rPr>
+        <w:t xml:space="preserve">المقيم في: شارع جمال عبد الناصر، نزلة السمان، الهرم، الجيزة   |   رقم قومي: ( 29802012101278 )</w:t>
+      </w:r>
+    </w:p>
+    <w:p>
+      <w:pPr>
+        <w:spacing w:after="40" w:before="80" w:line="300"/>
+        <w:jc w:val="right"/>
+      </w:pPr>
+      <w:r>
+        <w:rPr>
+          <w:rFonts w:ascii="Traditional Arabic" w:cs="Traditional Arabic" w:eastAsia="Traditional Arabic" w:hAnsi="Traditional Arabic"/>
+          <w:b/>
+          <w:bCs/>
+          <w:color w:val="000000"/>
           <w:sz w:val="26"/>
           <w:szCs w:val="26"/>
           <w:rtl/>
         </w:rPr>
-        <w:t xml:space="preserve">وذلك قيمة: القيمة الإيجارية الشهريّة عن شهر أغسطس 2026م الخاص بالعين المؤجرة وهي: البنسيون الفندقي الكائن في 21 شارع جمال عبد الناصر، نزلة السمان، الهرم، الجيزة (27 غرفة).</w:t>
-      </w:r>
-    </w:p>
-    <w:p>
-      <w:pPr>
-        <w:spacing w:after="100" w:before="150" w:line="360"/>
-        <w:jc w:val="right"/>
-      </w:pPr>
-      <w:r>
-        <w:rPr>
-          <w:rFonts w:ascii="Traditional Arabic" w:cs="Traditional Arabic" w:eastAsia="Traditional Arabic" w:hAnsi="Traditional Arabic"/>
-          <w:b/>
-          <w:bCs/>
-          <w:color w:val="000000"/>
+        <w:t xml:space="preserve">بانني استلمت نقداً وحررت إيصالاً من السادة: شركة المطعم الأرجنتيني 2 لإدارة الفنادق والمطاعم</w:t>
+      </w:r>
+    </w:p>
+    <w:p>
+      <w:pPr>
+        <w:spacing w:after="40" w:before="40" w:line="300"/>
+        <w:jc w:val="right"/>
+      </w:pPr>
+      <w:r>
+        <w:rPr>
+          <w:rFonts w:ascii="Traditional Arabic" w:cs="Traditional Arabic" w:eastAsia="Traditional Arabic" w:hAnsi="Traditional Arabic"/>
+          <w:b w:val="false"/>
+          <w:bCs w:val="false"/>
+          <w:color w:val="000000"/>
+          <w:sz w:val="24"/>
+          <w:szCs w:val="24"/>
+          <w:rtl/>
+        </w:rPr>
+        <w:t xml:space="preserve">ويمثلها السيد / السيد / محمد ممدوح عبد الحميد مرسي (رقم قومي: 26407212101657)</w:t>
+      </w:r>
+    </w:p>
+    <w:p>
+      <w:pPr>
+        <w:spacing w:after="40" w:before="80" w:line="300"/>
+        <w:jc w:val="right"/>
+      </w:pPr>
+      <w:r>
+        <w:rPr>
+          <w:rFonts w:ascii="Traditional Arabic" w:cs="Traditional Arabic" w:eastAsia="Traditional Arabic" w:hAnsi="Traditional Arabic"/>
+          <w:b/>
+          <w:bCs/>
+          <w:color w:val="1F4E78"/>
           <w:sz w:val="26"/>
           <w:szCs w:val="26"/>
           <w:rtl/>
         </w:rPr>
-        <w:t xml:space="preserve">وهذا إيصال مني بسداد كافة المستحقات الإيجارية عن هذا الشهر وبراءة ذمة المستأجر عنه.</w:t>
-      </w:r>
-    </w:p>
-    <w:p>
-      <w:pPr>
-        <w:spacing w:after="100" w:before="250" w:line="360"/>
-        <w:jc w:val="right"/>
-      </w:pPr>
-      <w:r>
-        <w:rPr>
-          <w:rFonts w:ascii="Traditional Arabic" w:cs="Traditional Arabic" w:eastAsia="Traditional Arabic" w:hAnsi="Traditional Arabic"/>
-          <w:b/>
-          <w:bCs/>
-          <w:color w:val="78350F"/>
-          <w:sz w:val="30"/>
-          <w:szCs w:val="30"/>
-          <w:rtl/>
-        </w:rPr>
-        <w:t xml:space="preserve">
-المستلم (المؤجر):</w:t>
-      </w:r>
-    </w:p>
-    <w:p>
-      <w:pPr>
-        <w:spacing w:after="100" w:before="100" w:line="360"/>
-        <w:jc w:val="right"/>
-      </w:pPr>
-      <w:r>
-        <w:rPr>
-          <w:rFonts w:ascii="Traditional Arabic" w:cs="Traditional Arabic" w:eastAsia="Traditional Arabic" w:hAnsi="Traditional Arabic"/>
-          <w:b/>
-          <w:bCs/>
-          <w:color w:val="000000"/>
-          <w:sz w:val="28"/>
-          <w:szCs w:val="28"/>
-          <w:rtl/>
-        </w:rPr>
-        <w:t xml:space="preserve">الاسم: نصر دسوقي عبد الحميد عبد الصمد</w:t>
-      </w:r>
-    </w:p>
-    <w:p>
-      <w:pPr>
-        <w:spacing w:after="100" w:before="100" w:line="360"/>
+        <w:t xml:space="preserve">مبلغاً وقدره: مائتان وعشرون ألف جنيه مصري لا غير فقط لا غير.</w:t>
+      </w:r>
+    </w:p>
+    <w:p>
+      <w:pPr>
+        <w:spacing w:after="40" w:before="40" w:line="300"/>
         <w:jc w:val="right"/>
       </w:pPr>
       <w:r>
@@ -248,34 +175,125 @@
           <w:b w:val="false"/>
           <w:bCs w:val="false"/>
           <w:color w:val="000000"/>
+          <w:sz w:val="24"/>
+          <w:szCs w:val="24"/>
+          <w:rtl/>
+        </w:rPr>
+        <w:t xml:space="preserve">وذلك قيمة: القيمة الإيجارية الشهريّة عن شهر أغسطس 2026م الخاص بالعين المؤجرة وهي: البنسيون الفندقي الكائن في 21 شارع جمال عبد الناصر، نزلة السمان، الهرم، الجيزة (27 غرفة).</w:t>
+      </w:r>
+    </w:p>
+    <w:p>
+      <w:pPr>
+        <w:spacing w:after="40" w:before="80" w:line="300"/>
+        <w:jc w:val="right"/>
+      </w:pPr>
+      <w:r>
+        <w:rPr>
+          <w:rFonts w:ascii="Traditional Arabic" w:cs="Traditional Arabic" w:eastAsia="Traditional Arabic" w:hAnsi="Traditional Arabic"/>
+          <w:b/>
+          <w:bCs/>
+          <w:color w:val="000000"/>
+          <w:sz w:val="24"/>
+          <w:szCs w:val="24"/>
+          <w:rtl/>
+        </w:rPr>
+        <w:t xml:space="preserve">وهذا إيصال مني بسداد كافة المستحقات الإيجارية عن هذا الشهر وبراءة ذمة المستأجر عنه.</w:t>
+      </w:r>
+    </w:p>
+    <w:p>
+      <w:pPr>
+        <w:spacing w:after="40" w:before="180" w:line="300"/>
+        <w:jc w:val="center"/>
+      </w:pPr>
+      <w:r>
+        <w:rPr>
+          <w:rFonts w:ascii="Traditional Arabic" w:cs="Traditional Arabic" w:eastAsia="Traditional Arabic" w:hAnsi="Traditional Arabic"/>
+          <w:b/>
+          <w:bCs/>
+          <w:color w:val="78350F"/>
           <w:sz w:val="26"/>
           <w:szCs w:val="26"/>
           <w:rtl/>
         </w:rPr>
-        <w:t xml:space="preserve">الرقم القومي: 29802012101278</w:t>
-      </w:r>
-    </w:p>
-    <w:p>
-      <w:pPr>
-        <w:spacing w:after="100" w:before="150" w:line="360"/>
-        <w:jc w:val="center"/>
-      </w:pPr>
-      <w:r>
-        <w:rPr>
-          <w:rFonts w:ascii="Traditional Arabic" w:cs="Traditional Arabic" w:eastAsia="Traditional Arabic" w:hAnsi="Traditional Arabic"/>
-          <w:b/>
-          <w:bCs/>
-          <w:color w:val="000000"/>
-          <w:sz w:val="28"/>
-          <w:szCs w:val="28"/>
-          <w:rtl/>
-        </w:rPr>
-        <w:t xml:space="preserve">التوقيع: ...........................................               البصمة: ...........................................</w:t>
+        <w:t xml:space="preserve">
+المستلم (المؤجر)                                                        المسدد (المستأجر)</w:t>
+      </w:r>
+    </w:p>
+    <w:p>
+      <w:pPr>
+        <w:spacing w:after="40" w:before="40" w:line="300"/>
+        <w:jc w:val="center"/>
+      </w:pPr>
+      <w:r>
+        <w:rPr>
+          <w:rFonts w:ascii="Traditional Arabic" w:cs="Traditional Arabic" w:eastAsia="Traditional Arabic" w:hAnsi="Traditional Arabic"/>
+          <w:b/>
+          <w:bCs/>
+          <w:color w:val="000000"/>
+          <w:sz w:val="24"/>
+          <w:szCs w:val="24"/>
+          <w:rtl/>
+        </w:rPr>
+        <w:t xml:space="preserve">نصر دسوقي عبد الحميد عبد الصمد                                        شركة المطعم الأرجنتيني 2</w:t>
+      </w:r>
+    </w:p>
+    <w:p>
+      <w:pPr>
+        <w:spacing w:after="40" w:before="40" w:line="300"/>
+        <w:jc w:val="center"/>
+      </w:pPr>
+      <w:r>
+        <w:rPr>
+          <w:rFonts w:ascii="Traditional Arabic" w:cs="Traditional Arabic" w:eastAsia="Traditional Arabic" w:hAnsi="Traditional Arabic"/>
+          <w:b w:val="false"/>
+          <w:bCs w:val="false"/>
+          <w:color w:val="000000"/>
+          <w:sz w:val="24"/>
+          <w:szCs w:val="24"/>
+          <w:rtl/>
+        </w:rPr>
+        <w:t xml:space="preserve">الرقم القومي: 29802012101278                                                (عنها/ محمد ممدوح مرسي)</w:t>
+      </w:r>
+    </w:p>
+    <w:p>
+      <w:pPr>
+        <w:spacing w:after="40" w:before="100" w:line="300"/>
+        <w:jc w:val="center"/>
+      </w:pPr>
+      <w:r>
+        <w:rPr>
+          <w:rFonts w:ascii="Traditional Arabic" w:cs="Traditional Arabic" w:eastAsia="Traditional Arabic" w:hAnsi="Traditional Arabic"/>
+          <w:b/>
+          <w:bCs/>
+          <w:color w:val="000000"/>
+          <w:sz w:val="26"/>
+          <w:szCs w:val="26"/>
+          <w:rtl/>
+        </w:rPr>
+        <w:t xml:space="preserve">التوقيع: .......................................                                        التوقيع: .......................................</w:t>
+      </w:r>
+    </w:p>
+    <w:p>
+      <w:pPr>
+        <w:spacing w:after="40" w:before="60" w:line="300"/>
+        <w:jc w:val="center"/>
+      </w:pPr>
+      <w:r>
+        <w:rPr>
+          <w:rFonts w:ascii="Traditional Arabic" w:cs="Traditional Arabic" w:eastAsia="Traditional Arabic" w:hAnsi="Traditional Arabic"/>
+          <w:b/>
+          <w:bCs/>
+          <w:color w:val="000000"/>
+          <w:sz w:val="26"/>
+          <w:szCs w:val="26"/>
+          <w:rtl/>
+        </w:rPr>
+        <w:t xml:space="preserve">البصمة: .......................................                                        الختم: .......................................</w:t>
       </w:r>
     </w:p>
     <w:sectPr>
       <w:pgSz w:w="11906" w:h="16838" w:orient="portrait"/>
-      <w:pgMar w:top="1000" w:right="1000" w:bottom="1000" w:left="1000" w:header="708" w:footer="708" w:gutter="0"/>
+      <w:pgMar w:top="600" w:right="800" w:bottom="600" w:left="800" w:header="708" w:footer="708" w:gutter="0"/>
       <w:pgNumType/>
       <w:docGrid w:linePitch="360"/>
     </w:sectPr>

--- a/02_Contracts_and_Legal/إيصالات_سداد_الإيجار_الشهرية/إيصال_استلام_إيجار_شهر_أغسطس_2026_نصر_دسوقي.docx
+++ b/02_Contracts_and_Legal/إيصالات_سداد_الإيجار_الشهرية/إيصال_استلام_إيجار_شهر_أغسطس_2026_نصر_دسوقي.docx
@@ -125,7 +125,7 @@
           <w:szCs w:val="26"/>
           <w:rtl/>
         </w:rPr>
-        <w:t xml:space="preserve">بانني استلمت نقداً وحررت إيصالاً من السادة: شركة المطعم الأرجنتيني 2 لإدارة الفنادق والمطاعم</w:t>
+        <w:t xml:space="preserve">بانني استلمت نقداً وحررت إيصالاً من السادة: شركة المطعم الأرجنتيني المتطور لإدارة الفنادق والمطاعم</w:t>
       </w:r>
     </w:p>
     <w:p>
@@ -230,11 +230,11 @@
           <w:b/>
           <w:bCs/>
           <w:color w:val="000000"/>
-          <w:sz w:val="24"/>
-          <w:szCs w:val="24"/>
-          <w:rtl/>
-        </w:rPr>
-        <w:t xml:space="preserve">نصر دسوقي عبد الحميد عبد الصمد                                        شركة المطعم الأرجنتيني 2</w:t>
+          <w:sz w:val="22"/>
+          <w:szCs w:val="22"/>
+          <w:rtl/>
+        </w:rPr>
+        <w:t xml:space="preserve">نصر دسوقي عبد الحميد عبد الصمد                                        شركة المطعم الأرجنتيني المتطور لإدارة الفنادق والمطاعم</w:t>
       </w:r>
     </w:p>
     <w:p>
